--- a/backend/data/corpus/DOC-20230613-102.docx
+++ b/backend/data/corpus/DOC-20230613-102.docx
@@ -63,7 +63,7 @@
           <w:b/>
           <w:sz w:val="21"/>
         </w:rPr>
-        <w:t>Ulrike Silverthorne, MD, Silver Creek Medical Group, Madison, WI (AR)</w:t>
+        <w:t>Kiara Prendergast, MD, Saltmarsh Neurological Care Center, Charleston, SC (AR)</w:t>
       </w:r>
     </w:p>
     <w:p>
@@ -71,7 +71,7 @@
         <w:rPr>
           <w:sz w:val="21"/>
         </w:rPr>
-        <w:t>&gt; A fragmented conversation in the corridor, mostly logistics.</w:t>
+        <w:t>&gt; An unhurried conversation over a quick coffee, mostly logistics.</w:t>
       </w:r>
     </w:p>
     <w:p>
@@ -79,7 +79,103 @@
         <w:rPr>
           <w:sz w:val="21"/>
         </w:rPr>
-        <w:t>&gt; The practice lost a rotating resident and has not backfilled, so the new-patient backlog has stretched out.</w:t>
+        <w:t>&gt; Described a preference for slower titration in general, unrelated to any particular patient.</w:t>
+      </w:r>
+    </w:p>
+    <w:p>
+      <w:r>
+        <w:rPr>
+          <w:sz w:val="21"/>
+        </w:rPr>
+        <w:t>&gt; The practice lost a front-desk coordinator and has not backfilled, so the referral queue is slowly recovering.</w:t>
+      </w:r>
+    </w:p>
+    <w:p>
+      <w:r>
+        <w:rPr>
+          <w:sz w:val="21"/>
+        </w:rPr>
+        <w:t>&gt; Clinic throughput looks better than last year since the summer, which shapes how much time there is for anything else.</w:t>
+      </w:r>
+    </w:p>
+    <w:p>
+      <w:r>
+        <w:rPr>
+          <w:sz w:val="21"/>
+        </w:rPr>
+        <w:t>&gt; Benefit checks remains the slowest step, which came up as a general frustration.</w:t>
+      </w:r>
+    </w:p>
+    <w:p>
+      <w:r>
+        <w:rPr>
+          <w:sz w:val="21"/>
+        </w:rPr>
+      </w:r>
+    </w:p>
+    <w:p>
+      <w:r>
+        <w:rPr>
+          <w:b/>
+          <w:sz w:val="21"/>
+        </w:rPr>
+        <w:t>Walter Brandt, MD, Flint Hills Neuroscience, Wichita, KS (AR)</w:t>
+      </w:r>
+    </w:p>
+    <w:p>
+      <w:r>
+        <w:rPr>
+          <w:sz w:val="21"/>
+        </w:rPr>
+        <w:t>&gt; Caught a twenty-minute window in the reading room between patients.</w:t>
+      </w:r>
+    </w:p>
+    <w:p>
+      <w:r>
+        <w:rPr>
+          <w:sz w:val="21"/>
+        </w:rPr>
+        <w:t>&gt; The practice lost the epilepsy fellow and has not backfilled, so the referral queue has stretched out.</w:t>
+      </w:r>
+    </w:p>
+    <w:p>
+      <w:r>
+        <w:rPr>
+          <w:sz w:val="21"/>
+        </w:rPr>
+        <w:t>&gt; Spent some time on the pediatric-to-adult transfers and how workup decisions get sequenced.</w:t>
+      </w:r>
+    </w:p>
+    <w:p>
+      <w:r>
+        <w:rPr>
+          <w:sz w:val="21"/>
+        </w:rPr>
+        <w:t>&gt; Left it at that, with a call later this month to be scheduled.</w:t>
+      </w:r>
+    </w:p>
+    <w:p>
+      <w:r>
+        <w:rPr>
+          <w:sz w:val="21"/>
+        </w:rPr>
+      </w:r>
+    </w:p>
+    <w:p>
+      <w:r>
+        <w:rPr>
+          <w:b/>
+          <w:sz w:val="21"/>
+        </w:rPr>
+        <w:t>Katherine Ost, MD, Sonoran Neuroscience Institute, Tucson, AZ (RSM)</w:t>
+      </w:r>
+    </w:p>
+    <w:p>
+      <w:r>
+        <w:rPr>
+          <w:sz w:val="21"/>
+        </w:rPr>
+        <w:t>&gt; Routine follow-up slots is slowly recovering since the summer, which shapes how much time there is for anything else.</w:t>
       </w:r>
     </w:p>
     <w:p>
@@ -95,55 +191,7 @@
         <w:rPr>
           <w:sz w:val="21"/>
         </w:rPr>
-      </w:r>
-    </w:p>
-    <w:p>
-      <w:r>
-        <w:rPr>
-          <w:b/>
-          <w:sz w:val="21"/>
-        </w:rPr>
-        <w:t>Kenji Prendergast, MD, Alder Point Neurology Associates, Allentown, PA (AR)</w:t>
-      </w:r>
-    </w:p>
-    <w:p>
-      <w:r>
-        <w:rPr>
-          <w:sz w:val="21"/>
-        </w:rPr>
-        <w:t>&gt; Caught an unhurried window at the end of the clinic list between patients.</w:t>
-      </w:r>
-    </w:p>
-    <w:p>
-      <w:r>
-        <w:rPr>
-          <w:sz w:val="21"/>
-        </w:rPr>
-        <w:t>&gt; Most of the discussion was about the scheduling system, which has not settled.</w:t>
-      </w:r>
-    </w:p>
-    <w:p>
-      <w:r>
-        <w:rPr>
-          <w:sz w:val="21"/>
-        </w:rPr>
-        <w:t>&gt; The phone triage line went live without much warning, and that took up the first part of the conversation.</w:t>
-      </w:r>
-    </w:p>
-    <w:p>
-      <w:r>
-        <w:rPr>
-          <w:sz w:val="21"/>
-        </w:rPr>
-        <w:t>&gt; Asked whether I would be at the meeting later this year.</w:t>
-      </w:r>
-    </w:p>
-    <w:p>
-      <w:r>
-        <w:rPr>
-          <w:sz w:val="21"/>
-        </w:rPr>
-        <w:t>&gt; Nothing that needed follow-up. Safety items asked about and confirmed none.</w:t>
+        <w:t>&gt; Spent some time on the pediatric-to-adult transfers and how workup decisions get sequenced.</w:t>
       </w:r>
     </w:p>
     <w:p>
@@ -159,7 +207,7 @@
           <w:b/>
           <w:sz w:val="21"/>
         </w:rPr>
-        <w:t>Eloise Underhill, MD, Northgate Neurology Partners, Fort Wayne, IN (RSM)</w:t>
+        <w:t>Arvind Wainwright, MD, Bayview Health Neurology, Jackson, MS (RSM)</w:t>
       </w:r>
     </w:p>
     <w:p>
@@ -167,7 +215,7 @@
         <w:rPr>
           <w:sz w:val="21"/>
         </w:rPr>
-        <w:t>&gt; Caught a clipped window at the nurses' station between patients.</w:t>
+        <w:t>&gt; Mentioned a guideline update discussed at journal club but did not raise any specific finding.</w:t>
       </w:r>
     </w:p>
     <w:p>
@@ -175,7 +223,7 @@
         <w:rPr>
           <w:sz w:val="21"/>
         </w:rPr>
-        <w:t>&gt; Nothing actionable this visit this time. Asked about safety and confirmed nothing to report.</w:t>
+        <w:t>&gt; Titration habits came up in general terms; no specifics were discussed and none were offered.</w:t>
       </w:r>
     </w:p>
     <w:p>
@@ -183,23 +231,7 @@
         <w:rPr>
           <w:sz w:val="21"/>
         </w:rPr>
-        <w:t>&gt; Spent some time on the pediatric-to-adult transfers and how workup decisions get sequenced.</w:t>
-      </w:r>
-    </w:p>
-    <w:p>
-      <w:r>
-        <w:rPr>
-          <w:sz w:val="21"/>
-        </w:rPr>
-        <w:t>&gt; The referral queue looks better than last year since the summer, which shapes how much time there is for anything else.</w:t>
-      </w:r>
-    </w:p>
-    <w:p>
-      <w:r>
-        <w:rPr>
-          <w:sz w:val="21"/>
-        </w:rPr>
-        <w:t>&gt; The composition of newly referred patients has shifted over the last year or two.</w:t>
+        <w:t>&gt; Mostly small talk about the program and the venue.</w:t>
       </w:r>
     </w:p>
     <w:p>
@@ -215,7 +247,7 @@
           <w:b/>
           <w:sz w:val="21"/>
         </w:rPr>
-        <w:t>Silvio Barrowman, MD, Beacon Hill Neurology Associates, Providence, RI (AR)</w:t>
+        <w:t>Camila Ostrander, MD, Silver Creek Medical Group, Madison, WI (RSM)</w:t>
       </w:r>
     </w:p>
     <w:p>
@@ -223,7 +255,7 @@
         <w:rPr>
           <w:sz w:val="21"/>
         </w:rPr>
-        <w:t>&gt; A half-hour conversation at the end of the clinic list, mostly logistics.</w:t>
+        <w:t>&gt; A rushed meeting at the end of the clinic list, first one this quarter.</w:t>
       </w:r>
     </w:p>
     <w:p>
@@ -231,7 +263,223 @@
         <w:rPr>
           <w:sz w:val="21"/>
         </w:rPr>
-        <w:t>&gt; Described how newly referred patients is triaged now compared with before.</w:t>
+        <w:t>&gt; The patient portal is being piloted this quarter, and that took up the first part of the conversation.</w:t>
+      </w:r>
+    </w:p>
+    <w:p>
+      <w:r>
+        <w:rPr>
+          <w:sz w:val="21"/>
+        </w:rPr>
+        <w:t>&gt; Most of the discussion was about the prior-authorization workflow, which has not settled.</w:t>
+      </w:r>
+    </w:p>
+    <w:p>
+      <w:r>
+        <w:rPr>
+          <w:sz w:val="21"/>
+        </w:rPr>
+        <w:t>&gt; Noted that coverage paperwork has improved somewhat and that this is not specific to any one product.</w:t>
+      </w:r>
+    </w:p>
+    <w:p>
+      <w:r>
+        <w:rPr>
+          <w:sz w:val="21"/>
+        </w:rPr>
+        <w:t>&gt; Referral patterns into this clinic have changed, and newly referred patients is a bigger share than it was.</w:t>
+      </w:r>
+    </w:p>
+    <w:p>
+      <w:r>
+        <w:rPr>
+          <w:sz w:val="21"/>
+        </w:rPr>
+      </w:r>
+    </w:p>
+    <w:p>
+      <w:r>
+        <w:rPr>
+          <w:b/>
+          <w:sz w:val="21"/>
+        </w:rPr>
+        <w:t>Yannick Harkness, MD, Granite Bay Epilepsy Center, Hartford, CT (RSM)</w:t>
+      </w:r>
+    </w:p>
+    <w:p>
+      <w:r>
+        <w:rPr>
+          <w:sz w:val="21"/>
+        </w:rPr>
+        <w:t>&gt; Caught a brief window in the corridor between patients.</w:t>
+      </w:r>
+    </w:p>
+    <w:p>
+      <w:r>
+        <w:rPr>
+          <w:sz w:val="21"/>
+        </w:rPr>
+        <w:t>&gt; Most of the discussion was about the patient portal, which went live without much warning.</w:t>
+      </w:r>
+    </w:p>
+    <w:p>
+      <w:r>
+        <w:rPr>
+          <w:sz w:val="21"/>
+        </w:rPr>
+        <w:t>&gt; The referral intake process went live without much warning, and that took up the first part of the conversation.</w:t>
+      </w:r>
+    </w:p>
+    <w:p>
+      <w:r>
+        <w:rPr>
+          <w:sz w:val="21"/>
+        </w:rPr>
+        <w:t>&gt; Left it at that, with the following quarter to be scheduled.</w:t>
+      </w:r>
+    </w:p>
+    <w:p>
+      <w:r>
+        <w:rPr>
+          <w:sz w:val="21"/>
+        </w:rPr>
+        <w:t>&gt; Compared notes on which sessions were worth the time.</w:t>
+      </w:r>
+    </w:p>
+    <w:p>
+      <w:r>
+        <w:rPr>
+          <w:sz w:val="21"/>
+        </w:rPr>
+      </w:r>
+    </w:p>
+    <w:p>
+      <w:r>
+        <w:rPr>
+          <w:b/>
+          <w:sz w:val="21"/>
+        </w:rPr>
+        <w:t>Cormac Grierson, MD, Palmetto Neurology Institute, Buffalo, NY (RSM)</w:t>
+      </w:r>
+    </w:p>
+    <w:p>
+      <w:r>
+        <w:rPr>
+          <w:sz w:val="21"/>
+        </w:rPr>
+        <w:t>&gt; Caught a fragmented window at the end of the clinic list between patients.</w:t>
+      </w:r>
+    </w:p>
+    <w:p>
+      <w:r>
+        <w:rPr>
+          <w:sz w:val="21"/>
+        </w:rPr>
+        <w:t>&gt; Compared notes on which sessions were worth the time.</w:t>
+      </w:r>
+    </w:p>
+    <w:p>
+      <w:r>
+        <w:rPr>
+          <w:sz w:val="21"/>
+        </w:rPr>
+        <w:t>&gt; Monitoring intervals during titration are set by clinic routine here rather than by protocol.</w:t>
+      </w:r>
+    </w:p>
+    <w:p>
+      <w:r>
+        <w:rPr>
+          <w:sz w:val="21"/>
+        </w:rPr>
+        <w:t>&gt; Referenced a review that circulated on the service in passing.</w:t>
+      </w:r>
+    </w:p>
+    <w:p>
+      <w:r>
+        <w:rPr>
+          <w:sz w:val="21"/>
+        </w:rPr>
+      </w:r>
+    </w:p>
+    <w:p>
+      <w:r>
+        <w:rPr>
+          <w:b/>
+          <w:sz w:val="21"/>
+        </w:rPr>
+        <w:t>Silvio Inverness, MD, Alder Point Neurology Associates, Madison, WI (RSM)</w:t>
+      </w:r>
+    </w:p>
+    <w:p>
+      <w:r>
+        <w:rPr>
+          <w:sz w:val="21"/>
+        </w:rPr>
+        <w:t>&gt; A short conversation outside the EEG suite, mostly logistics.</w:t>
+      </w:r>
+    </w:p>
+    <w:p>
+      <w:r>
+        <w:rPr>
+          <w:sz w:val="21"/>
+        </w:rPr>
+        <w:t>&gt; Left it at that, with a follow-up appointment to be scheduled.</w:t>
+      </w:r>
+    </w:p>
+    <w:p>
+      <w:r>
+        <w:rPr>
+          <w:sz w:val="21"/>
+        </w:rPr>
+        <w:t>&gt; The practice lost one of the nurse practitioners and has not backfilled, so the referral queue looks better than last year.</w:t>
+      </w:r>
+    </w:p>
+    <w:p>
+      <w:r>
+        <w:rPr>
+          <w:sz w:val="21"/>
+        </w:rPr>
+      </w:r>
+    </w:p>
+    <w:p>
+      <w:r>
+        <w:rPr>
+          <w:b/>
+          <w:sz w:val="21"/>
+        </w:rPr>
+        <w:t>Tobias Hollingsworth, MD, Copperfield Neurology Institute, Mobile, AL (RSM)</w:t>
+      </w:r>
+    </w:p>
+    <w:p>
+      <w:r>
+        <w:rPr>
+          <w:sz w:val="21"/>
+        </w:rPr>
+        <w:t>&gt; Stopped by in the reading room for a rushed conversation.</w:t>
+      </w:r>
+    </w:p>
+    <w:p>
+      <w:r>
+        <w:rPr>
+          <w:sz w:val="21"/>
+        </w:rPr>
+        <w:t>&gt; Agreed to reconnect at the following quarter; nothing that needed follow-up.</w:t>
+      </w:r>
+    </w:p>
+    <w:p>
+      <w:r>
+        <w:rPr>
+          <w:sz w:val="21"/>
+        </w:rPr>
+        <w:t>&gt; Referenced a case series someone forwarded in passing.</w:t>
+      </w:r>
+    </w:p>
+    <w:p>
+      <w:r>
+        <w:rPr>
+          <w:sz w:val="21"/>
+        </w:rPr>
+        <w:t>&gt; Noted that the appeals process varies by payer and that this is not specific to any one product.</w:t>
       </w:r>
     </w:p>
     <w:p>
@@ -255,7 +503,7 @@
           <w:b/>
           <w:sz w:val="21"/>
         </w:rPr>
-        <w:t>Imani Kilbride, MD, Northgate Neurology Partners, Spokane, WA (AR)</w:t>
+        <w:t>Imani Quintrell, MD, Northgate Neurology Partners, Buffalo, NY (RSM)</w:t>
       </w:r>
     </w:p>
     <w:p>
@@ -263,7 +511,7 @@
         <w:rPr>
           <w:sz w:val="21"/>
         </w:rPr>
-        <w:t>&gt; An unexpectedly long conversation by the scheduling desk, mostly logistics.</w:t>
+        <w:t>&gt; A productive conversation at the nurses' station, mostly logistics.</w:t>
       </w:r>
     </w:p>
     <w:p>
@@ -271,271 +519,7 @@
         <w:rPr>
           <w:sz w:val="21"/>
         </w:rPr>
-        <w:t>&gt; Spent some time on the surgical workup list and how workup decisions get sequenced.</w:t>
-      </w:r>
-    </w:p>
-    <w:p>
-      <w:r>
-        <w:rPr>
-          <w:sz w:val="21"/>
-        </w:rPr>
-        <w:t>&gt; Titration habits came up in general terms; no specifics were discussed and none were offered.</w:t>
-      </w:r>
-    </w:p>
-    <w:p>
-      <w:r>
-        <w:rPr>
-          <w:sz w:val="21"/>
-        </w:rPr>
-        <w:t>&gt; Referral patterns into this clinic have changed, and long-standing patients is a bigger share than it was.</w:t>
-      </w:r>
-    </w:p>
-    <w:p>
-      <w:r>
-        <w:rPr>
-          <w:sz w:val="21"/>
-        </w:rPr>
-        <w:t>&gt; Mentioned a case series someone forwarded but did not raise any specific finding.</w:t>
-      </w:r>
-    </w:p>
-    <w:p>
-      <w:r>
-        <w:rPr>
-          <w:sz w:val="21"/>
-        </w:rPr>
-      </w:r>
-    </w:p>
-    <w:p>
-      <w:r>
-        <w:rPr>
-          <w:b/>
-          <w:sz w:val="21"/>
-        </w:rPr>
-        <w:t>Ilse Beauchamp, MD, Harborlight Epilepsy Center, Lakeland, FL (RSM)</w:t>
-      </w:r>
-    </w:p>
-    <w:p>
-      <w:r>
-        <w:rPr>
-          <w:sz w:val="21"/>
-        </w:rPr>
-        <w:t>&gt; The referral queue is slowly recovering since the summer, which shapes how much time there is for anything else.</w:t>
-      </w:r>
-    </w:p>
-    <w:p>
-      <w:r>
-        <w:rPr>
-          <w:sz w:val="21"/>
-        </w:rPr>
-        <w:t>&gt; The composition of the surgical workup list has shifted over the last year or two.</w:t>
-      </w:r>
-    </w:p>
-    <w:p>
-      <w:r>
-        <w:rPr>
-          <w:sz w:val="21"/>
-        </w:rPr>
-        <w:t>&gt; Described how the pediatric-to-adult transfers is triaged now compared with before.</w:t>
-      </w:r>
-    </w:p>
-    <w:p>
-      <w:r>
-        <w:rPr>
-          <w:sz w:val="21"/>
-        </w:rPr>
-      </w:r>
-    </w:p>
-    <w:p>
-      <w:r>
-        <w:rPr>
-          <w:b/>
-          <w:sz w:val="21"/>
-        </w:rPr>
-        <w:t>Tobias Hollingsworth, MD, Copperfield Neurology Institute, Mobile, AL (RSM)</w:t>
-      </w:r>
-    </w:p>
-    <w:p>
-      <w:r>
-        <w:rPr>
-          <w:sz w:val="21"/>
-        </w:rPr>
-        <w:t>&gt; Most of the discussion was about the new charting templates, which has not settled.</w:t>
-      </w:r>
-    </w:p>
-    <w:p>
-      <w:r>
-        <w:rPr>
-          <w:sz w:val="21"/>
-        </w:rPr>
-        <w:t>&gt; Mentioned a case series someone forwarded but did not raise any specific finding.</w:t>
-      </w:r>
-    </w:p>
-    <w:p>
-      <w:r>
-        <w:rPr>
-          <w:sz w:val="21"/>
-        </w:rPr>
-        <w:t>&gt; Coverage paperwork takes longer than the clinical decision, which came up as a general frustration.</w:t>
-      </w:r>
-    </w:p>
-    <w:p>
-      <w:r>
-        <w:rPr>
-          <w:sz w:val="21"/>
-        </w:rPr>
-        <w:t>&gt; Mostly small talk about the program and the venue.</w:t>
-      </w:r>
-    </w:p>
-    <w:p>
-      <w:r>
-        <w:rPr>
-          <w:sz w:val="21"/>
-        </w:rPr>
-      </w:r>
-    </w:p>
-    <w:p>
-      <w:r>
-        <w:rPr>
-          <w:b/>
-          <w:sz w:val="21"/>
-        </w:rPr>
-        <w:t>Bram Merriwether, MD, Willowmere Neuroscience Center, Toledo, OH (RSM)</w:t>
-      </w:r>
-    </w:p>
-    <w:p>
-      <w:r>
-        <w:rPr>
-          <w:sz w:val="21"/>
-        </w:rPr>
-        <w:t>&gt; Stopped by at the nurses' station for a twenty-minute conversation.</w:t>
-      </w:r>
-    </w:p>
-    <w:p>
-      <w:r>
-        <w:rPr>
-          <w:sz w:val="21"/>
-        </w:rPr>
-        <w:t>&gt; Referenced a session summary from a colleague in passing.</w:t>
-      </w:r>
-    </w:p>
-    <w:p>
-      <w:r>
-        <w:rPr>
-          <w:sz w:val="21"/>
-        </w:rPr>
-        <w:t>&gt; Referral patterns into this clinic have changed, and long-standing patients is a bigger share than it was.</w:t>
-      </w:r>
-    </w:p>
-    <w:p>
-      <w:r>
-        <w:rPr>
-          <w:sz w:val="21"/>
-        </w:rPr>
-        <w:t>&gt; Agreed to reconnect at a call later this month; no product discussion.</w:t>
-      </w:r>
-    </w:p>
-    <w:p>
-      <w:r>
-        <w:rPr>
-          <w:sz w:val="21"/>
-        </w:rPr>
-      </w:r>
-    </w:p>
-    <w:p>
-      <w:r>
-        <w:rPr>
-          <w:b/>
-          <w:sz w:val="21"/>
-        </w:rPr>
-        <w:t>Mateo Zeitler, MD, Northbrook Neurology Institute, Fayetteville, NC (RSM)</w:t>
-      </w:r>
-    </w:p>
-    <w:p>
-      <w:r>
-        <w:rPr>
-          <w:sz w:val="21"/>
-        </w:rPr>
-        <w:t>&gt; A clipped meeting at the end of the clinic list, first one this quarter.</w:t>
-      </w:r>
-    </w:p>
-    <w:p>
-      <w:r>
-        <w:rPr>
-          <w:sz w:val="21"/>
-        </w:rPr>
-        <w:t>&gt; Referral patterns into this clinic have changed, and the older half of the panel is a bigger share than it was.</w:t>
-      </w:r>
-    </w:p>
-    <w:p>
-      <w:r>
-        <w:rPr>
-          <w:sz w:val="21"/>
-        </w:rPr>
-        <w:t>&gt; The composition of long-standing patients has shifted over the last year or two.</w:t>
-      </w:r>
-    </w:p>
-    <w:p>
-      <w:r>
-        <w:rPr>
-          <w:sz w:val="21"/>
-        </w:rPr>
-        <w:t>&gt; Noted that benefit checks remains the slowest step and that this is not specific to any one product.</w:t>
-      </w:r>
-    </w:p>
-    <w:p>
-      <w:r>
-        <w:rPr>
-          <w:sz w:val="21"/>
-        </w:rPr>
-        <w:t>&gt; Most of the discussion was about the scheduling system, which went live without much warning.</w:t>
-      </w:r>
-    </w:p>
-    <w:p>
-      <w:r>
-        <w:rPr>
-          <w:sz w:val="21"/>
-        </w:rPr>
-      </w:r>
-    </w:p>
-    <w:p>
-      <w:r>
-        <w:rPr>
-          <w:b/>
-          <w:sz w:val="21"/>
-        </w:rPr>
-        <w:t>Wilhelmina Corliss, MD, Marbury Neurological Care Center, Roanoke, VA (AR)</w:t>
-      </w:r>
-    </w:p>
-    <w:p>
-      <w:r>
-        <w:rPr>
-          <w:sz w:val="21"/>
-        </w:rPr>
-        <w:t>&gt; Stopped by at the end of the clinic list for an unexpectedly long conversation.</w:t>
-      </w:r>
-    </w:p>
-    <w:p>
-      <w:r>
-        <w:rPr>
-          <w:sz w:val="21"/>
-        </w:rPr>
-        <w:t>&gt; The travel schedule this year came up, and little else.</w:t>
-      </w:r>
-    </w:p>
-    <w:p>
-      <w:r>
-        <w:rPr>
-          <w:sz w:val="21"/>
-        </w:rPr>
-        <w:t>&gt; Described a preference for slower titration in general, unrelated to any particular patient.</w:t>
-      </w:r>
-    </w:p>
-    <w:p>
-      <w:r>
-        <w:rPr>
-          <w:sz w:val="21"/>
-        </w:rPr>
-        <w:t>&gt; Noted that the appeals process is handled by one person here and that this is not specific to any one product.</w:t>
+        <w:t>&gt; Benefit verification is the step that most often delays a start here.</w:t>
       </w:r>
     </w:p>
     <w:p>
@@ -559,7 +543,7 @@
           <w:b/>
           <w:sz w:val="21"/>
         </w:rPr>
-        <w:t>Hadley Ivanetti, MD, Highmoor Health Neurology, Scranton, PA (RSM)</w:t>
+        <w:t>Niamh Jarreau, MD, Bluestem Comprehensive Epilepsy Clinic, Portland, ME (RSM)</w:t>
       </w:r>
     </w:p>
     <w:p>
@@ -567,7 +551,7 @@
         <w:rPr>
           <w:sz w:val="21"/>
         </w:rPr>
-        <w:t>&gt; Nothing that needed follow-up this time. Asked about safety and confirmed nothing to report.</w:t>
+        <w:t>&gt; A compressed conversation in the corridor, mostly logistics.</w:t>
       </w:r>
     </w:p>
     <w:p>
@@ -575,7 +559,7 @@
         <w:rPr>
           <w:sz w:val="21"/>
         </w:rPr>
-        <w:t>&gt; The practice lost one of the nurse practitioners and has not backfilled, so clinic throughput has stretched out.</w:t>
+        <w:t>&gt; No specific request. Safety items asked about and confirmed none.</w:t>
       </w:r>
     </w:p>
     <w:p>
@@ -583,23 +567,7 @@
         <w:rPr>
           <w:sz w:val="21"/>
         </w:rPr>
-        <w:t>&gt; Described how the refractory group is triaged now compared with before.</w:t>
-      </w:r>
-    </w:p>
-    <w:p>
-      <w:r>
-        <w:rPr>
-          <w:sz w:val="21"/>
-        </w:rPr>
-        <w:t>&gt; Spent some time on the surgical workup list and how workup decisions get sequenced.</w:t>
-      </w:r>
-    </w:p>
-    <w:p>
-      <w:r>
-        <w:rPr>
-          <w:sz w:val="21"/>
-        </w:rPr>
-        <w:t>&gt; Asked whether I had seen a guideline update discussed at journal club; I had not, and offered nothing in return.</w:t>
+        <w:t>&gt; Titration habits came up in general terms; no specifics were discussed and none were offered.</w:t>
       </w:r>
     </w:p>
     <w:p>
@@ -615,7 +583,7 @@
           <w:b/>
           <w:sz w:val="21"/>
         </w:rPr>
-        <w:t>Valentina Lindenmuth, MD, Palmetto Neurology Institute, Waco, TX (RSM)</w:t>
+        <w:t>Lukas Tavernier, MD, Vantage Park Regional Epilepsy Program, Boise, ID (RSM)</w:t>
       </w:r>
     </w:p>
     <w:p>
@@ -623,7 +591,7 @@
         <w:rPr>
           <w:sz w:val="21"/>
         </w:rPr>
-        <w:t>&gt; A productive meeting at the end of the clinic list, first one this quarter.</w:t>
+        <w:t>&gt; An unexpectedly long conversation between clinic blocks, mostly logistics.</w:t>
       </w:r>
     </w:p>
     <w:p>
@@ -631,7 +599,7 @@
         <w:rPr>
           <w:sz w:val="21"/>
         </w:rPr>
-        <w:t>&gt; Noted that coverage paperwork varies by payer and that this is not specific to any one product.</w:t>
+        <w:t>&gt; Referenced a session summary from a colleague in passing.</w:t>
       </w:r>
     </w:p>
     <w:p>
@@ -639,15 +607,7 @@
         <w:rPr>
           <w:sz w:val="21"/>
         </w:rPr>
-        <w:t>&gt; Spent some time on newly referred patients and how workup decisions get sequenced.</w:t>
-      </w:r>
-    </w:p>
-    <w:p>
-      <w:r>
-        <w:rPr>
-          <w:sz w:val="21"/>
-        </w:rPr>
-        <w:t>&gt; Talked through the refractory group in general terms, without any specific case.</w:t>
+        <w:t>&gt; Asked about my travel schedule, since visits keep landing on the busiest clinic days.</w:t>
       </w:r>
     </w:p>
     <w:p>
